--- a/backend/templates/nos_autos_penhora.docx
+++ b/backend/templates/nos_autos_penhora.docx
@@ -17,30 +17,7 @@
           <w:b/>
           <w:bCs/>
         </w:rPr>
-        <w:t xml:space="preserve">JUIZ(A) DE DIREITO DA </w:t>
-      </w:r>
-      <w:r>
-        <w:rPr>
-          <w:rFonts w:ascii="Garamond" w:eastAsia="Garamond" w:hAnsi="Garamond" w:cs="Garamond"/>
-          <w:b/>
-          <w:bCs/>
-          <w:color w:val="000000"/>
-          <w:sz w:val="24"/>
-          <w:szCs w:val="24"/>
-        </w:rPr>
-        <w:t>{</w:t>
-      </w:r>
-      <w:proofErr w:type="gramStart"/>
-      <w:r>
-        <w:rPr>
-          <w:rFonts w:ascii="Garamond" w:eastAsia="Garamond" w:hAnsi="Garamond" w:cs="Garamond"/>
-          <w:b/>
-          <w:bCs/>
-          <w:color w:val="000000"/>
-          <w:sz w:val="24"/>
-          <w:szCs w:val="24"/>
-        </w:rPr>
-        <w:t xml:space="preserve">VARA} </w:t>
+        <w:t xml:space="preserve">AO JUÍZO </w:t>
       </w:r>
       <w:r>
         <w:rPr>
@@ -48,16 +25,26 @@
           <w:b/>
           <w:bCs/>
         </w:rPr>
-        <w:t xml:space="preserve"> VARA</w:t>
-      </w:r>
-      <w:proofErr w:type="gramEnd"/>
+        <w:t xml:space="preserve">DA </w:t>
+      </w:r>
+      <w:r>
+        <w:rPr>
+          <w:rFonts w:ascii="Garamond" w:eastAsia="Garamond" w:hAnsi="Garamond" w:cs="Garamond"/>
+          <w:b/>
+          <w:bCs/>
+          <w:color w:val="000000"/>
+          <w:sz w:val="24"/>
+          <w:szCs w:val="24"/>
+        </w:rPr>
+        <w:t xml:space="preserve">{VARA} </w:t>
+      </w:r>
       <w:r>
         <w:rPr>
           <w:rFonts w:ascii="Garamond" w:hAnsi="Garamond"/>
           <w:b/>
           <w:bCs/>
         </w:rPr>
-        <w:t xml:space="preserve"> DE FAMÍLIA DA COMARCA DE </w:t>
+        <w:t xml:space="preserve"> VARA DE FAMÍLIA DA COMARCA DE </w:t>
       </w:r>
       <w:r>
         <w:rPr>
